--- a/courts/eleventh-circuit/alabama/state/supreme-court/reply-brief/usage/OUTPUT-reply-brief.docx
+++ b/courts/eleventh-circuit/alabama/state/supreme-court/reply-brief/usage/OUTPUT-reply-brief.docx
@@ -371,11 +371,7 @@
         <w:t xml:space="preserve"> </w:t>
       </w:r>
       <w:r>
-        <w:t xml:space="preserve">(CV</w:t>
-        <w:noBreakHyphen/>
-        <w:t xml:space="preserve">2018</w:t>
-        <w:noBreakHyphen/>
-        <w:t xml:space="preserve">901008)</w:t>
+        <w:t xml:space="preserve">(CV-⁠2018-⁠901008)</w:t>
       </w:r>
     </w:p>
     <w:p>
@@ -913,9 +909,7 @@
         <w:t xml:space="preserve"> </w:t>
       </w:r>
       <w:r>
-        <w:t xml:space="preserve">242</w:t>
-        <w:noBreakHyphen/>
-        <w:t xml:space="preserve">7432</w:t>
+        <w:t xml:space="preserve">242-⁠7432</w:t>
       </w:r>
     </w:p>
     <w:p>
@@ -1216,11 +1210,7 @@
         <w:t xml:space="preserve"> </w:t>
       </w:r>
       <w:r>
-        <w:t xml:space="preserve">§15</w:t>
-        <w:noBreakHyphen/>
-        <w:t xml:space="preserve">12</w:t>
-        <w:noBreakHyphen/>
-        <w:t xml:space="preserve">21</w:t>
+        <w:t xml:space="preserve">§15-⁠12-⁠21</w:t>
       </w:r>
       <w:r>
         <w:t xml:space="preserve"> </w:t>
@@ -1432,11 +1422,7 @@
         <w:t xml:space="preserve"> </w:t>
       </w:r>
       <w:r>
-        <w:t xml:space="preserve">§15</w:t>
-        <w:noBreakHyphen/>
-        <w:t xml:space="preserve">12</w:t>
-        <w:noBreakHyphen/>
-        <w:t xml:space="preserve">21</w:t>
+        <w:t xml:space="preserve">§15-⁠12-⁠21</w:t>
       </w:r>
       <w:r>
         <w:t xml:space="preserve"> </w:t>
@@ -3038,11 +3024,7 @@
         <w:t xml:space="preserve"> </w:t>
       </w:r>
       <w:r>
-        <w:t xml:space="preserve">§15</w:t>
-        <w:noBreakHyphen/>
-        <w:t xml:space="preserve">12</w:t>
-        <w:noBreakHyphen/>
-        <w:t xml:space="preserve">21</w:t>
+        <w:t xml:space="preserve">§15-⁠12-⁠21</w:t>
       </w:r>
       <w:r>
         <w:t xml:space="preserve">   </w:t>
@@ -3251,43 +3233,13 @@
         <w:pStyle w:val="BodyText"/>
       </w:pPr>
       <w:r>
-        <w:t xml:space="preserve">Plaintiffs’ brief confirms that their claims for retrospective monetary relief fail under either of Plaintiffs’ theories. Defendants explained that Plaintiffs’ constitutional argument cannot create a previously nonexistent ministerial duty that can be retroactively applied to require payments the Legislature never authorized. See Opening Brief at 37</w:t>
-      </w:r>
-      <w:r>
-        <w:noBreakHyphen/>
-      </w:r>
-      <w:r>
-        <w:t xml:space="preserve">42. And Plaintiffs provide no response. Instead, they continue to argue that because §15</w:t>
-      </w:r>
-      <w:r>
-        <w:noBreakHyphen/>
-      </w:r>
-      <w:r>
-        <w:t xml:space="preserve">12</w:t>
-      </w:r>
-      <w:r>
-        <w:noBreakHyphen/>
-      </w:r>
-      <w:r>
-        <w:t xml:space="preserve">21</w:t>
-      </w:r>
-      <w:r>
-        <w:t xml:space="preserve"> </w:t>
-      </w:r>
-      <w:r>
-        <w:t xml:space="preserve">forbids payments over a specified amount, the statute is unconstitutional, before somehow concluding that §15</w:t>
-      </w:r>
-      <w:r>
-        <w:noBreakHyphen/>
-      </w:r>
-      <w:r>
-        <w:t xml:space="preserve">12</w:t>
-      </w:r>
-      <w:r>
-        <w:noBreakHyphen/>
-      </w:r>
-      <w:r>
-        <w:t xml:space="preserve">21</w:t>
+        <w:t xml:space="preserve">Plaintiffs’ brief confirms that their claims for retrospective monetary relief fail under either of Plaintiffs’ theories. Defendants explained that Plaintiffs’ constitutional argument cannot create a previously nonexistent ministerial duty that can be retroactively applied to require payments the Legislature never authorized. See Opening Brief at 37-⁠42. And Plaintiffs provide no response. Instead, they continue to argue that because §15-⁠12-⁠21</w:t>
+      </w:r>
+      <w:r>
+        <w:t xml:space="preserve"> </w:t>
+      </w:r>
+      <w:r>
+        <w:t xml:space="preserve">forbids payments over a specified amount, the statute is unconstitutional, before somehow concluding that §15-⁠12-⁠21</w:t>
       </w:r>
       <w:r>
         <w:t xml:space="preserve"> </w:t>
@@ -3301,19 +3253,7 @@
         <w:pStyle w:val="BodyText"/>
       </w:pPr>
       <w:r>
-        <w:t xml:space="preserve">Nor does Plaintiffs’ statutory argument fare any better. To evade sovereign immunity, Plaintiffs must show that §15</w:t>
-      </w:r>
-      <w:r>
-        <w:noBreakHyphen/>
-      </w:r>
-      <w:r>
-        <w:t xml:space="preserve">12</w:t>
-      </w:r>
-      <w:r>
-        <w:noBreakHyphen/>
-      </w:r>
-      <w:r>
-        <w:t xml:space="preserve">21</w:t>
+        <w:t xml:space="preserve">Nor does Plaintiffs’ statutory argument fare any better. To evade sovereign immunity, Plaintiffs must show that §15-⁠12-⁠21</w:t>
       </w:r>
       <w:r>
         <w:t xml:space="preserve"> </w:t>
@@ -3343,19 +3283,7 @@
         <w:pStyle w:val="BodyText"/>
       </w:pPr>
       <w:r>
-        <w:t xml:space="preserve">Third, even if a court were to determine that §15</w:t>
-      </w:r>
-      <w:r>
-        <w:noBreakHyphen/>
-      </w:r>
-      <w:r>
-        <w:t xml:space="preserve">12</w:t>
-      </w:r>
-      <w:r>
-        <w:noBreakHyphen/>
-      </w:r>
-      <w:r>
-        <w:t xml:space="preserve">21</w:t>
+        <w:t xml:space="preserve">Third, even if a court were to determine that §15-⁠12-⁠21</w:t>
       </w:r>
       <w:r>
         <w:t xml:space="preserve"> </w:t>
@@ -3369,19 +3297,7 @@
         <w:pStyle w:val="BodyText"/>
       </w:pPr>
       <w:r>
-        <w:t xml:space="preserve">Finally, Plaintiffs do not have third-party standing to raise the constitutional rights of hypothetical, future indigent defendants. Plaintiffs, therefore, cannot ask for a declaration that §15</w:t>
-      </w:r>
-      <w:r>
-        <w:noBreakHyphen/>
-      </w:r>
-      <w:r>
-        <w:t xml:space="preserve">12</w:t>
-      </w:r>
-      <w:r>
-        <w:noBreakHyphen/>
-      </w:r>
-      <w:r>
-        <w:t xml:space="preserve">21</w:t>
+        <w:t xml:space="preserve">Finally, Plaintiffs do not have third-party standing to raise the constitutional rights of hypothetical, future indigent defendants. Plaintiffs, therefore, cannot ask for a declaration that §15-⁠12-⁠21</w:t>
       </w:r>
       <w:r>
         <w:t xml:space="preserve"> </w:t>
@@ -3651,37 +3567,13 @@
         <w:pStyle w:val="BodyText"/>
       </w:pPr>
       <w:r>
-        <w:t xml:space="preserve">Plaintiffs’ claims for retrospective monetary relief depend on one of two mutually exclusive arguments: either §15</w:t>
-      </w:r>
-      <w:r>
-        <w:noBreakHyphen/>
-      </w:r>
-      <w:r>
-        <w:t xml:space="preserve">12</w:t>
-      </w:r>
-      <w:r>
-        <w:noBreakHyphen/>
-      </w:r>
-      <w:r>
-        <w:t xml:space="preserve">21</w:t>
-      </w:r>
-      <w:r>
-        <w:t xml:space="preserve"> </w:t>
-      </w:r>
-      <w:r>
-        <w:t xml:space="preserve">is unconstitutional because it does not allow OIDS to pay beyond the statutory caps, or OIDS misinterpreted §15</w:t>
-      </w:r>
-      <w:r>
-        <w:noBreakHyphen/>
-      </w:r>
-      <w:r>
-        <w:t xml:space="preserve">12</w:t>
-      </w:r>
-      <w:r>
-        <w:noBreakHyphen/>
-      </w:r>
-      <w:r>
-        <w:t xml:space="preserve">21</w:t>
+        <w:t xml:space="preserve">Plaintiffs’ claims for retrospective monetary relief depend on one of two mutually exclusive arguments: either §15-⁠12-⁠21</w:t>
+      </w:r>
+      <w:r>
+        <w:t xml:space="preserve"> </w:t>
+      </w:r>
+      <w:r>
+        <w:t xml:space="preserve">is unconstitutional because it does not allow OIDS to pay beyond the statutory caps, or OIDS misinterpreted §15-⁠12-⁠21</w:t>
       </w:r>
       <w:r>
         <w:t xml:space="preserve"> </w:t>
@@ -3827,11 +3719,7 @@
           <w:b/>
           <w:bCs/>
         </w:rPr>
-        <w:t xml:space="preserve">§15</w:t>
-        <w:noBreakHyphen/>
-        <w:t xml:space="preserve">12</w:t>
-        <w:noBreakHyphen/>
-        <w:t xml:space="preserve">21</w:t>
+        <w:t xml:space="preserve">§15-⁠12-⁠21</w:t>
       </w:r>
       <w:r>
         <w:rPr>
@@ -3970,19 +3858,7 @@
         <w:t xml:space="preserve">Williams</w:t>
       </w:r>
       <w:r>
-        <w:t xml:space="preserve">, 699 So. 2d at 1238. A finding of unconstitutionality is just that: a judicial determination that a statute violates the Constitution as to the parties before it. But for Plaintiffs’ theory to work, the court would have to insert a new, non-discretionary spending provision into §15</w:t>
-      </w:r>
-      <w:r>
-        <w:noBreakHyphen/>
-      </w:r>
-      <w:r>
-        <w:t xml:space="preserve">12</w:t>
-      </w:r>
-      <w:r>
-        <w:noBreakHyphen/>
-      </w:r>
-      <w:r>
-        <w:t xml:space="preserve">21</w:t>
+        <w:t xml:space="preserve">, 699 So. 2d at 1238. A finding of unconstitutionality is just that: a judicial determination that a statute violates the Constitution as to the parties before it. But for Plaintiffs’ theory to work, the court would have to insert a new, non-discretionary spending provision into §15-⁠12-⁠21</w:t>
       </w:r>
       <w:r>
         <w:t xml:space="preserve"> </w:t>
@@ -4071,19 +3947,7 @@
         <w:t xml:space="preserve"> </w:t>
       </w:r>
       <w:r>
-        <w:t xml:space="preserve">That constitutional protection is subject to some limitations but still illustrates the importance of legislative control over the State’s treasury and highlights the impropriety of Plaintiffs’ request to have a novel spending provision not only judicially inserted into §15</w:t>
-      </w:r>
-      <w:r>
-        <w:noBreakHyphen/>
-      </w:r>
-      <w:r>
-        <w:t xml:space="preserve">12</w:t>
-      </w:r>
-      <w:r>
-        <w:noBreakHyphen/>
-      </w:r>
-      <w:r>
-        <w:t xml:space="preserve">21,</w:t>
+        <w:t xml:space="preserve">That constitutional protection is subject to some limitations but still illustrates the importance of legislative control over the State’s treasury and highlights the impropriety of Plaintiffs’ request to have a novel spending provision not only judicially inserted into §15-⁠12-⁠21,</w:t>
       </w:r>
       <w:r>
         <w:t xml:space="preserve"> </w:t>
@@ -4109,19 +3973,7 @@
         <w:t xml:space="preserve"> </w:t>
       </w:r>
       <w:r>
-        <w:t xml:space="preserve">Even if Plaintiffs prevail in challenging §15</w:t>
-      </w:r>
-      <w:r>
-        <w:noBreakHyphen/>
-      </w:r>
-      <w:r>
-        <w:t xml:space="preserve">12</w:t>
-      </w:r>
-      <w:r>
-        <w:noBreakHyphen/>
-      </w:r>
-      <w:r>
-        <w:t xml:space="preserve">21’s</w:t>
+        <w:t xml:space="preserve">Even if Plaintiffs prevail in challenging §15-⁠12-⁠21’s</w:t>
       </w:r>
       <w:r>
         <w:t xml:space="preserve"> </w:t>
@@ -4301,19 +4153,7 @@
         <w:pStyle w:val="BodyTextNote"/>
       </w:pPr>
       <w:r>
-        <w:t xml:space="preserve">By Plaintiffs’ own admission, they cannot take advantage of a ministerial-duty theory to press their constitutional claims. Plaintiffs acknowledge that the plain text of §15</w:t>
-      </w:r>
-      <w:r>
-        <w:noBreakHyphen/>
-      </w:r>
-      <w:r>
-        <w:t xml:space="preserve">12</w:t>
-      </w:r>
-      <w:r>
-        <w:noBreakHyphen/>
-      </w:r>
-      <w:r>
-        <w:t xml:space="preserve">21</w:t>
+        <w:t xml:space="preserve">By Plaintiffs’ own admission, they cannot take advantage of a ministerial-duty theory to press their constitutional claims. Plaintiffs acknowledge that the plain text of §15-⁠12-⁠21</w:t>
       </w:r>
       <w:r>
         <w:t xml:space="preserve"> </w:t>
@@ -4331,19 +4171,7 @@
         <w:t xml:space="preserve"> </w:t>
       </w:r>
       <w:r>
-        <w:t xml:space="preserve">In fact, they admit that §15</w:t>
-      </w:r>
-      <w:r>
-        <w:noBreakHyphen/>
-      </w:r>
-      <w:r>
-        <w:t xml:space="preserve">12</w:t>
-      </w:r>
-      <w:r>
-        <w:noBreakHyphen/>
-      </w:r>
-      <w:r>
-        <w:t xml:space="preserve">21</w:t>
+        <w:t xml:space="preserve">In fact, they admit that §15-⁠12-⁠21</w:t>
       </w:r>
       <w:r>
         <w:t xml:space="preserve"> </w:t>
@@ -4413,19 +4241,7 @@
         <w:pStyle w:val="BodyTextNote"/>
       </w:pPr>
       <w:r>
-        <w:t xml:space="preserve">Instead, Plaintiffs’ constitutional argument proceeds just as it did below: §15</w:t>
-      </w:r>
-      <w:r>
-        <w:noBreakHyphen/>
-      </w:r>
-      <w:r>
-        <w:t xml:space="preserve">12</w:t>
-      </w:r>
-      <w:r>
-        <w:noBreakHyphen/>
-      </w:r>
-      <w:r>
-        <w:t xml:space="preserve">21</w:t>
+        <w:t xml:space="preserve">Instead, Plaintiffs’ constitutional argument proceeds just as it did below: §15-⁠12-⁠21</w:t>
       </w:r>
       <w:r>
         <w:t xml:space="preserve"> </w:t>
@@ -4443,13 +4259,7 @@
         <w:t xml:space="preserve"> </w:t>
       </w:r>
       <w:r>
-        <w:t xml:space="preserve">See Opening Brief at 40</w:t>
-      </w:r>
-      <w:r>
-        <w:noBreakHyphen/>
-      </w:r>
-      <w:r>
-        <w:t xml:space="preserve">41. Nor do they offer any response for how finding a statute unconstitutional empowers a court to untie the State’s purse strings.</w:t>
+        <w:t xml:space="preserve">See Opening Brief at 40-⁠41. Nor do they offer any response for how finding a statute unconstitutional empowers a court to untie the State’s purse strings.</w:t>
       </w:r>
       <w:r>
         <w:rPr>
@@ -4637,55 +4447,19 @@
         <w:t xml:space="preserve"> </w:t>
       </w:r>
       <w:r>
-        <w:t xml:space="preserve">C.11, to evade sovereign immunity, §15</w:t>
-      </w:r>
-      <w:r>
-        <w:noBreakHyphen/>
-      </w:r>
-      <w:r>
-        <w:t xml:space="preserve">12</w:t>
-      </w:r>
-      <w:r>
-        <w:noBreakHyphen/>
-      </w:r>
-      <w:r>
-        <w:t xml:space="preserve">21</w:t>
-      </w:r>
-      <w:r>
-        <w:t xml:space="preserve"> </w:t>
-      </w:r>
-      <w:r>
-        <w:t xml:space="preserve">must require OIDS to pay exactly the amount that the trial court certifies as reasonable, even if that amount is over the statutorily mandated fee-caps. If §15</w:t>
-      </w:r>
-      <w:r>
-        <w:noBreakHyphen/>
-      </w:r>
-      <w:r>
-        <w:t xml:space="preserve">12</w:t>
-      </w:r>
-      <w:r>
-        <w:noBreakHyphen/>
-      </w:r>
-      <w:r>
-        <w:t xml:space="preserve">21</w:t>
-      </w:r>
-      <w:r>
-        <w:t xml:space="preserve"> </w:t>
-      </w:r>
-      <w:r>
-        <w:t xml:space="preserve">contains that non-discretionary mandate, then the court can compel OIDS to carry out that ministerial duty, even retroactively, without running afoul of §14. But here Plaintiffs have not even argued that the proper interpretation of §15</w:t>
-      </w:r>
-      <w:r>
-        <w:noBreakHyphen/>
-      </w:r>
-      <w:r>
-        <w:t xml:space="preserve">12</w:t>
-      </w:r>
-      <w:r>
-        <w:noBreakHyphen/>
-      </w:r>
-      <w:r>
-        <w:t xml:space="preserve">21</w:t>
+        <w:t xml:space="preserve">C.11, to evade sovereign immunity, §15-⁠12-⁠21</w:t>
+      </w:r>
+      <w:r>
+        <w:t xml:space="preserve"> </w:t>
+      </w:r>
+      <w:r>
+        <w:t xml:space="preserve">must require OIDS to pay exactly the amount that the trial court certifies as reasonable, even if that amount is over the statutorily mandated fee-caps. If §15-⁠12-⁠21</w:t>
+      </w:r>
+      <w:r>
+        <w:t xml:space="preserve"> </w:t>
+      </w:r>
+      <w:r>
+        <w:t xml:space="preserve">contains that non-discretionary mandate, then the court can compel OIDS to carry out that ministerial duty, even retroactively, without running afoul of §14. But here Plaintiffs have not even argued that the proper interpretation of §15-⁠12-⁠21</w:t>
       </w:r>
       <w:r>
         <w:t xml:space="preserve"> </w:t>
@@ -4699,19 +4473,7 @@
         <w:pStyle w:val="BodyText"/>
       </w:pPr>
       <w:r>
-        <w:t xml:space="preserve">Under Plaintiffs’ statutory argument, the only question of discretion that matters is whether OIDS has discretion to pay any amount other than the amount certified as reasonable by the trial court. If they do, then §15</w:t>
-      </w:r>
-      <w:r>
-        <w:noBreakHyphen/>
-      </w:r>
-      <w:r>
-        <w:t xml:space="preserve">12</w:t>
-      </w:r>
-      <w:r>
-        <w:noBreakHyphen/>
-      </w:r>
-      <w:r>
-        <w:t xml:space="preserve">21</w:t>
+        <w:t xml:space="preserve">Under Plaintiffs’ statutory argument, the only question of discretion that matters is whether OIDS has discretion to pay any amount other than the amount certified as reasonable by the trial court. If they do, then §15-⁠12-⁠21</w:t>
       </w:r>
       <w:r>
         <w:t xml:space="preserve"> </w:t>
@@ -4729,19 +4491,7 @@
         <w:t xml:space="preserve"> </w:t>
       </w:r>
       <w:r>
-        <w:t xml:space="preserve">that Plaintiffs seek to compel. And OIDS certainly has such discretion. After receiving a fee-submission certified by the trial court as reasonable, OIDS reviews the bills, can request additional information from the trial court to help with its assessment, can investigate the submission on its own, and can ask another State entity for review and comment before approving the bill for what OIDS believes to be the appropriate amount. Ala. Code §15</w:t>
-      </w:r>
-      <w:r>
-        <w:noBreakHyphen/>
-      </w:r>
-      <w:r>
-        <w:t xml:space="preserve">12</w:t>
-      </w:r>
-      <w:r>
-        <w:noBreakHyphen/>
-      </w:r>
-      <w:r>
-        <w:t xml:space="preserve">21(e).</w:t>
+        <w:t xml:space="preserve">that Plaintiffs seek to compel. And OIDS certainly has such discretion. After receiving a fee-submission certified by the trial court as reasonable, OIDS reviews the bills, can request additional information from the trial court to help with its assessment, can investigate the submission on its own, and can ask another State entity for review and comment before approving the bill for what OIDS believes to be the appropriate amount. Ala. Code §15-⁠12-⁠21(e).</w:t>
       </w:r>
       <w:r>
         <w:t xml:space="preserve"> </w:t>
@@ -4767,13 +4517,7 @@
         <w:pStyle w:val="BodyText"/>
       </w:pPr>
       <w:r>
-        <w:t xml:space="preserve">Nor do Plaintiffs contest that OIDS has discretion to vary from the amount certified by the trial court. Indeed, Plaintiffs have argued that OIDS has discretion to approve and pay amounts other than the exact amount certified by the trial court. C.144</w:t>
-      </w:r>
-      <w:r>
-        <w:noBreakHyphen/>
-      </w:r>
-      <w:r>
-        <w:t xml:space="preserve">45 (arguing that</w:t>
+        <w:t xml:space="preserve">Nor do Plaintiffs contest that OIDS has discretion to vary from the amount certified by the trial court. Indeed, Plaintiffs have argued that OIDS has discretion to approve and pay amounts other than the exact amount certified by the trial court. C.144-⁠45 (arguing that</w:t>
       </w:r>
       <w:r>
         <w:t xml:space="preserve"> </w:t>
@@ -4797,19 +4541,7 @@
         <w:t xml:space="preserve"> </w:t>
       </w:r>
       <w:r>
-        <w:t xml:space="preserve">and that OIDS could assess the reasons that an attorney did not comply with the standardized billing criteria and then use its discretion to allow the deviation). Section 15</w:t>
-      </w:r>
-      <w:r>
-        <w:noBreakHyphen/>
-      </w:r>
-      <w:r>
-        <w:t xml:space="preserve">12</w:t>
-      </w:r>
-      <w:r>
-        <w:noBreakHyphen/>
-      </w:r>
-      <w:r>
-        <w:t xml:space="preserve">21 thus does not require OIDS to perform the ministerial task of rubberstamping the trial court’s certification, but instead allows OIDS discretion to adjust the amount and approve what it deems appropriate. Because the State has shown that OIDS is performing a discretionary duty when it assesses the fee-submissions, sovereign immunity bars the retrospective relief Plaintiffs seek.</w:t>
+        <w:t xml:space="preserve">and that OIDS could assess the reasons that an attorney did not comply with the standardized billing criteria and then use its discretion to allow the deviation). Section 15-⁠12-⁠21 thus does not require OIDS to perform the ministerial task of rubberstamping the trial court’s certification, but instead allows OIDS discretion to adjust the amount and approve what it deems appropriate. Because the State has shown that OIDS is performing a discretionary duty when it assesses the fee-submissions, sovereign immunity bars the retrospective relief Plaintiffs seek.</w:t>
       </w:r>
     </w:p>
     <w:p>
@@ -4831,19 +4563,7 @@
         <w:pStyle w:val="BodyText"/>
       </w:pPr>
       <w:r>
-        <w:t xml:space="preserve">Of course, even if §15</w:t>
-      </w:r>
-      <w:r>
-        <w:noBreakHyphen/>
-      </w:r>
-      <w:r>
-        <w:t xml:space="preserve">12</w:t>
-      </w:r>
-      <w:r>
-        <w:noBreakHyphen/>
-      </w:r>
-      <w:r>
-        <w:t xml:space="preserve">21</w:t>
+        <w:t xml:space="preserve">Of course, even if §15-⁠12-⁠21</w:t>
       </w:r>
       <w:r>
         <w:t xml:space="preserve"> </w:t>
@@ -4896,13 +4616,7 @@
         <w:t xml:space="preserve">See Barnhart</w:t>
       </w:r>
       <w:r>
-        <w:t xml:space="preserve">, 275 So. 2d at 1124</w:t>
-      </w:r>
-      <w:r>
-        <w:noBreakHyphen/>
-      </w:r>
-      <w:r>
-        <w:t xml:space="preserve">25 (stating the questions were whether the</w:t>
+        <w:t xml:space="preserve">, 275 So. 2d at 1124-⁠25 (stating the questions were whether the</w:t>
       </w:r>
       <w:r>
         <w:t xml:space="preserve"> </w:t>
@@ -4958,31 +4672,13 @@
         <w:pStyle w:val="BodyText"/>
       </w:pPr>
       <w:r>
-        <w:t xml:space="preserve">Plaintiffs in this case, however, argue that §15</w:t>
-      </w:r>
-      <w:r>
-        <w:noBreakHyphen/>
-      </w:r>
-      <w:r>
-        <w:t xml:space="preserve">12</w:t>
-      </w:r>
-      <w:r>
-        <w:noBreakHyphen/>
-      </w:r>
-      <w:r>
-        <w:t xml:space="preserve">21</w:t>
-      </w:r>
-      <w:r>
-        <w:t xml:space="preserve"> </w:t>
-      </w:r>
-      <w:r>
-        <w:t xml:space="preserve">obligates OIDS not to pay amounts over the fee caps, Brief of Appellees at 36</w:t>
-      </w:r>
-      <w:r>
-        <w:noBreakHyphen/>
-      </w:r>
-      <w:r>
-        <w:t xml:space="preserve">37 (explaining that OIDS denial of over-the-cap fees is an act</w:t>
+        <w:t xml:space="preserve">Plaintiffs in this case, however, argue that §15-⁠12-⁠21</w:t>
+      </w:r>
+      <w:r>
+        <w:t xml:space="preserve"> </w:t>
+      </w:r>
+      <w:r>
+        <w:t xml:space="preserve">obligates OIDS not to pay amounts over the fee caps, Brief of Appellees at 36-⁠37 (explaining that OIDS denial of over-the-cap fees is an act</w:t>
       </w:r>
       <w:r>
         <w:t xml:space="preserve"> </w:t>
@@ -5131,37 +4827,13 @@
         <w:pStyle w:val="BodyText"/>
       </w:pPr>
       <w:r>
-        <w:t xml:space="preserve">Plaintiffs have made no argument that the statute obligates OIDS to pay exactly what the trial courts certify, even under their proffered interpretation of §15</w:t>
-      </w:r>
-      <w:r>
-        <w:noBreakHyphen/>
-      </w:r>
-      <w:r>
-        <w:t xml:space="preserve">12</w:t>
-      </w:r>
-      <w:r>
-        <w:noBreakHyphen/>
-      </w:r>
-      <w:r>
-        <w:t xml:space="preserve">21.</w:t>
-      </w:r>
-      <w:r>
-        <w:t xml:space="preserve"> </w:t>
-      </w:r>
-      <w:r>
-        <w:t xml:space="preserve">Indeed, below they admitted that §15</w:t>
-      </w:r>
-      <w:r>
-        <w:noBreakHyphen/>
-      </w:r>
-      <w:r>
-        <w:t xml:space="preserve">12</w:t>
-      </w:r>
-      <w:r>
-        <w:noBreakHyphen/>
-      </w:r>
-      <w:r>
-        <w:t xml:space="preserve">21</w:t>
+        <w:t xml:space="preserve">Plaintiffs have made no argument that the statute obligates OIDS to pay exactly what the trial courts certify, even under their proffered interpretation of §15-⁠12-⁠21.</w:t>
+      </w:r>
+      <w:r>
+        <w:t xml:space="preserve"> </w:t>
+      </w:r>
+      <w:r>
+        <w:t xml:space="preserve">Indeed, below they admitted that §15-⁠12-⁠21</w:t>
       </w:r>
       <w:r>
         <w:t xml:space="preserve"> </w:t>
@@ -5263,13 +4935,7 @@
         <w:t xml:space="preserve">Williams</w:t>
       </w:r>
       <w:r>
-        <w:t xml:space="preserve">, 699 So. 2d at 1237</w:t>
-      </w:r>
-      <w:r>
-        <w:noBreakHyphen/>
-      </w:r>
-      <w:r>
-        <w:t xml:space="preserve">38. In essence,</w:t>
+        <w:t xml:space="preserve">, 699 So. 2d at 1237-⁠38. In essence,</w:t>
       </w:r>
       <w:r>
         <w:t xml:space="preserve"> </w:t>
@@ -5438,19 +5104,7 @@
         <w:t xml:space="preserve">Williams</w:t>
       </w:r>
       <w:r>
-        <w:t xml:space="preserve">, 699 So. 2d at 1237. That admission, however, gives up the game. Plaintiffs’ proposed statutory interpretation requires a court to read into §15</w:t>
-      </w:r>
-      <w:r>
-        <w:noBreakHyphen/>
-      </w:r>
-      <w:r>
-        <w:t xml:space="preserve">12</w:t>
-      </w:r>
-      <w:r>
-        <w:noBreakHyphen/>
-      </w:r>
-      <w:r>
-        <w:t xml:space="preserve">21</w:t>
+        <w:t xml:space="preserve">, 699 So. 2d at 1237. That admission, however, gives up the game. Plaintiffs’ proposed statutory interpretation requires a court to read into §15-⁠12-⁠21</w:t>
       </w:r>
       <w:r>
         <w:t xml:space="preserve"> </w:t>
@@ -5480,19 +5134,7 @@
         <w:t xml:space="preserve"> </w:t>
       </w:r>
       <w:r>
-        <w:t xml:space="preserve">to mean that the fee must exceed that amount. Ala. Code. §15</w:t>
-      </w:r>
-      <w:r>
-        <w:noBreakHyphen/>
-      </w:r>
-      <w:r>
-        <w:t xml:space="preserve">12</w:t>
-      </w:r>
-      <w:r>
-        <w:noBreakHyphen/>
-      </w:r>
-      <w:r>
-        <w:t xml:space="preserve">21(d)⁠(1).</w:t>
+        <w:t xml:space="preserve">to mean that the fee must exceed that amount. Ala. Code. §15-⁠12-⁠21(d)⁠(1).</w:t>
       </w:r>
       <w:r>
         <w:t xml:space="preserve"> </w:t>
@@ -5624,13 +5266,7 @@
         <w:t xml:space="preserve"> </w:t>
       </w:r>
       <w:r>
-        <w:t xml:space="preserve">at 30</w:t>
-      </w:r>
-      <w:r>
-        <w:noBreakHyphen/>
-      </w:r>
-      <w:r>
-        <w:t xml:space="preserve">31. Only one unpublished opinion mentions subject-matter jurisdiction at all, and that is in relation to mootness.</w:t>
+        <w:t xml:space="preserve">at 30-⁠31. Only one unpublished opinion mentions subject-matter jurisdiction at all, and that is in relation to mootness.</w:t>
       </w:r>
       <w:r>
         <w:t xml:space="preserve"> </w:t>
@@ -6097,13 +5733,7 @@
         <w:t xml:space="preserve"> </w:t>
       </w:r>
       <w:r>
-        <w:t xml:space="preserve">at 32</w:t>
-      </w:r>
-      <w:r>
-        <w:noBreakHyphen/>
-      </w:r>
-      <w:r>
-        <w:t xml:space="preserve">33. Any claim that this reasoning does not apply to statutory interpretation is wrong.</w:t>
+        <w:t xml:space="preserve">at 32-⁠33. Any claim that this reasoning does not apply to statutory interpretation is wrong.</w:t>
       </w:r>
     </w:p>
     <w:p>
@@ -6296,13 +5926,7 @@
         <w:t xml:space="preserve"> </w:t>
       </w:r>
       <w:r>
-        <w:t xml:space="preserve">at 32</w:t>
-      </w:r>
-      <w:r>
-        <w:noBreakHyphen/>
-      </w:r>
-      <w:r>
-        <w:t xml:space="preserve">33.</w:t>
+        <w:t xml:space="preserve">at 32-⁠33.</w:t>
       </w:r>
     </w:p>
     <w:p>
@@ -6542,19 +6166,7 @@
         <w:t xml:space="preserve"> </w:t>
       </w:r>
       <w:r>
-        <w:t xml:space="preserve">controls: a reasonable interpretation and a good-faith implementation are enough to protect State coffers. Only that result would prevent the injustice of opening up the State’s coffers after OIDS reasonably interpreted §15</w:t>
-      </w:r>
-      <w:r>
-        <w:noBreakHyphen/>
-      </w:r>
-      <w:r>
-        <w:t xml:space="preserve">12</w:t>
-      </w:r>
-      <w:r>
-        <w:noBreakHyphen/>
-      </w:r>
-      <w:r>
-        <w:t xml:space="preserve">21</w:t>
+        <w:t xml:space="preserve">controls: a reasonable interpretation and a good-faith implementation are enough to protect State coffers. Only that result would prevent the injustice of opening up the State’s coffers after OIDS reasonably interpreted §15-⁠12-⁠21</w:t>
       </w:r>
       <w:r>
         <w:t xml:space="preserve"> </w:t>
@@ -6598,19 +6210,7 @@
         <w:t xml:space="preserve"> </w:t>
       </w:r>
       <w:r>
-        <w:t xml:space="preserve">“duty to pay is the amount specified in Ala. Code §15</w:t>
-      </w:r>
-      <w:r>
-        <w:noBreakHyphen/>
-      </w:r>
-      <w:r>
-        <w:t xml:space="preserve">12</w:t>
-      </w:r>
-      <w:r>
-        <w:noBreakHyphen/>
-      </w:r>
-      <w:r>
-        <w:t xml:space="preserve">21(d)</w:t>
+        <w:t xml:space="preserve">“duty to pay is the amount specified in Ala. Code §15-⁠12-⁠21(d)</w:t>
       </w:r>
       <w:r>
         <w:t xml:space="preserve"> </w:t>
@@ -6641,19 +6241,7 @@
         <w:t xml:space="preserve"> </w:t>
       </w:r>
       <w:r>
-        <w:t xml:space="preserve">at 29 n.10, where the only specification in §15</w:t>
-      </w:r>
-      <w:r>
-        <w:noBreakHyphen/>
-      </w:r>
-      <w:r>
-        <w:t xml:space="preserve">12</w:t>
-      </w:r>
-      <w:r>
-        <w:noBreakHyphen/>
-      </w:r>
-      <w:r>
-        <w:t xml:space="preserve">21(d)</w:t>
+        <w:t xml:space="preserve">at 29 n.10, where the only specification in §15-⁠12-⁠21(d)</w:t>
       </w:r>
       <w:r>
         <w:t xml:space="preserve"> </w:t>
@@ -6815,11 +6403,7 @@
           <w:b/>
           <w:bCs/>
         </w:rPr>
-        <w:t xml:space="preserve">§15</w:t>
-        <w:noBreakHyphen/>
-        <w:t xml:space="preserve">12</w:t>
-        <w:noBreakHyphen/>
-        <w:t xml:space="preserve">21</w:t>
+        <w:t xml:space="preserve">§15-⁠12-⁠21</w:t>
       </w:r>
       <w:r>
         <w:rPr>
@@ -7009,43 +6593,13 @@
         <w:pStyle w:val="BodyText"/>
       </w:pPr>
       <w:r>
-        <w:t xml:space="preserve">Plaintiffs seek declaration that §15</w:t>
-      </w:r>
-      <w:r>
-        <w:noBreakHyphen/>
-      </w:r>
-      <w:r>
-        <w:t xml:space="preserve">12</w:t>
-      </w:r>
-      <w:r>
-        <w:noBreakHyphen/>
-      </w:r>
-      <w:r>
-        <w:t xml:space="preserve">21</w:t>
-      </w:r>
-      <w:r>
-        <w:t xml:space="preserve"> </w:t>
-      </w:r>
-      <w:r>
-        <w:t xml:space="preserve">is unconstitutional, in part, because it violates a defendant’s right to a fair trial and because it violates a defendant’s right to effective assistance of counsel. C.10</w:t>
-      </w:r>
-      <w:r>
-        <w:noBreakHyphen/>
-      </w:r>
-      <w:r>
-        <w:t xml:space="preserve">11, C.314</w:t>
-      </w:r>
-      <w:r>
-        <w:noBreakHyphen/>
-      </w:r>
-      <w:r>
-        <w:t xml:space="preserve">15. But the class is composed only of attorneys. C.315</w:t>
-      </w:r>
-      <w:r>
-        <w:noBreakHyphen/>
-      </w:r>
-      <w:r>
-        <w:t xml:space="preserve">16. And as Plaintiffs admit, attorneys lack standing to argue that hypothetical future indigent defendants’ constitutional rights will be violated. Appellees’ Brief at 37;</w:t>
+        <w:t xml:space="preserve">Plaintiffs seek declaration that §15-⁠12-⁠21</w:t>
+      </w:r>
+      <w:r>
+        <w:t xml:space="preserve"> </w:t>
+      </w:r>
+      <w:r>
+        <w:t xml:space="preserve">is unconstitutional, in part, because it violates a defendant’s right to a fair trial and because it violates a defendant’s right to effective assistance of counsel. C.10-⁠11, C.314-⁠15. But the class is composed only of attorneys. C.315-⁠16. And as Plaintiffs admit, attorneys lack standing to argue that hypothetical future indigent defendants’ constitutional rights will be violated. Appellees’ Brief at 37;</w:t>
       </w:r>
       <w:r>
         <w:t xml:space="preserve"> </w:t>
@@ -7132,19 +6686,7 @@
         <w:t xml:space="preserve"> </w:t>
       </w:r>
       <w:r>
-        <w:t xml:space="preserve">Plaintiffs here, on the contrary, assert third-party rights, not their own rights. They do not have standing to raise claims for future, hypothetical indigent defendants. They do, of course, have standing to seek a declaration that §15</w:t>
-      </w:r>
-      <w:r>
-        <w:noBreakHyphen/>
-      </w:r>
-      <w:r>
-        <w:t xml:space="preserve">12</w:t>
-      </w:r>
-      <w:r>
-        <w:noBreakHyphen/>
-      </w:r>
-      <w:r>
-        <w:t xml:space="preserve">21</w:t>
+        <w:t xml:space="preserve">Plaintiffs here, on the contrary, assert third-party rights, not their own rights. They do not have standing to raise claims for future, hypothetical indigent defendants. They do, of course, have standing to seek a declaration that §15-⁠12-⁠21</w:t>
       </w:r>
       <w:r>
         <w:t xml:space="preserve"> </w:t>
@@ -7259,19 +6801,7 @@
         <w:t xml:space="preserve"> </w:t>
       </w:r>
       <w:r>
-        <w:t xml:space="preserve">(citations omitted)). The claims that §15</w:t>
-      </w:r>
-      <w:r>
-        <w:noBreakHyphen/>
-      </w:r>
-      <w:r>
-        <w:t xml:space="preserve">12</w:t>
-      </w:r>
-      <w:r>
-        <w:noBreakHyphen/>
-      </w:r>
-      <w:r>
-        <w:t xml:space="preserve">21</w:t>
+        <w:t xml:space="preserve">(citations omitted)). The claims that §15-⁠12-⁠21</w:t>
       </w:r>
       <w:r>
         <w:t xml:space="preserve"> </w:t>
@@ -7528,9 +7058,7 @@
               <w:t xml:space="preserve"> </w:t>
             </w:r>
             <w:r>
-              <w:t xml:space="preserve">242</w:t>
-              <w:noBreakHyphen/>
-              <w:t xml:space="preserve">7432</w:t>
+              <w:t xml:space="preserve">242-⁠7432</w:t>
             </w:r>
           </w:p>
           <w:p>
@@ -8057,9 +7585,7 @@
               <w:t xml:space="preserve"> </w:t>
             </w:r>
             <w:r>
-              <w:t xml:space="preserve">242</w:t>
-              <w:noBreakHyphen/>
-              <w:t xml:space="preserve">7432</w:t>
+              <w:t xml:space="preserve">242-⁠7432</w:t>
             </w:r>
           </w:p>
           <w:p>
@@ -8544,9 +8070,7 @@
               <w:t xml:space="preserve"> </w:t>
             </w:r>
             <w:r>
-              <w:t xml:space="preserve">242</w:t>
-              <w:noBreakHyphen/>
-              <w:t xml:space="preserve">7432</w:t>
+              <w:t xml:space="preserve">242-⁠7432</w:t>
             </w:r>
           </w:p>
           <w:p>
@@ -8687,13 +8211,7 @@
         <w:t xml:space="preserve">v. Rich</w:t>
       </w:r>
       <w:r>
-        <w:t xml:space="preserve">, 150 So. 3d 1027, 1037</w:t>
-      </w:r>
-      <w:r>
-        <w:noBreakHyphen/>
-      </w:r>
-      <w:r>
-        <w:t xml:space="preserve">38 (Ala. 2014);</w:t>
+        <w:t xml:space="preserve">, 150 So. 3d 1027, 1037-⁠38 (Ala. 2014);</w:t>
       </w:r>
       <w:r>
         <w:t xml:space="preserve"> </w:t>
@@ -8733,13 +8251,7 @@
         <w:t xml:space="preserve">cf. Williams</w:t>
       </w:r>
       <w:r>
-        <w:t xml:space="preserve">, 699 So. 2d at 1237</w:t>
-      </w:r>
-      <w:r>
-        <w:noBreakHyphen/>
-      </w:r>
-      <w:r>
-        <w:t xml:space="preserve">38 (barring retrospective relief sought based on a statute’s unconstitutional implementation).</w:t>
+        <w:t xml:space="preserve">, 699 So. 2d at 1237-⁠38 (barring retrospective relief sought based on a statute’s unconstitutional implementation).</w:t>
       </w:r>
     </w:p>
   </w:footnote>
@@ -8849,43 +8361,19 @@
         <w:t xml:space="preserve"> </w:t>
       </w:r>
       <w:r>
-        <w:t xml:space="preserve">Brief of Appellees at 36</w:t>
-      </w:r>
-      <w:r>
-        <w:noBreakHyphen/>
-      </w:r>
-      <w:r>
-        <w:t xml:space="preserve">37 (</w:t>
+        <w:t xml:space="preserve">Brief of Appellees at 36-⁠37 (</w:t>
       </w:r>
       <w:r>
         <w:t xml:space="preserve">“</w:t>
       </w:r>
       <w:r>
-        <w:t xml:space="preserve">‘Section 15</w:t>
-      </w:r>
-      <w:r>
-        <w:noBreakHyphen/>
-      </w:r>
-      <w:r>
-        <w:t xml:space="preserve">12</w:t>
-      </w:r>
-      <w:r>
-        <w:noBreakHyphen/>
-      </w:r>
-      <w:r>
-        <w:t xml:space="preserve">21 contains no statutory authority for the Office of Indigent Defense to exceed the fee caps.’</w:t>
-      </w:r>
-      <w:r>
-        <w:t xml:space="preserve"> </w:t>
-      </w:r>
-      <w:r>
-        <w:t xml:space="preserve">(C.47</w:t>
-      </w:r>
-      <w:r>
-        <w:noBreakHyphen/>
-      </w:r>
-      <w:r>
-        <w:t xml:space="preserve">48). This is not a statement of discretion but of ministerial obedience to the statute.”</w:t>
+        <w:t xml:space="preserve">‘Section 15-⁠12-⁠21 contains no statutory authority for the Office of Indigent Defense to exceed the fee caps.’</w:t>
+      </w:r>
+      <w:r>
+        <w:t xml:space="preserve"> </w:t>
+      </w:r>
+      <w:r>
+        <w:t xml:space="preserve">(C.47-⁠48). This is not a statement of discretion but of ministerial obedience to the statute.”</w:t>
       </w:r>
       <w:r>
         <w:t xml:space="preserve">).</w:t>
@@ -9043,61 +8531,25 @@
         <w:t xml:space="preserve"> </w:t>
       </w:r>
       <w:r>
-        <w:t xml:space="preserve">Brief of Appellees at 36</w:t>
-      </w:r>
-      <w:r>
-        <w:noBreakHyphen/>
-      </w:r>
-      <w:r>
-        <w:t xml:space="preserve">37 (</w:t>
+        <w:t xml:space="preserve">Brief of Appellees at 36-⁠37 (</w:t>
       </w:r>
       <w:r>
         <w:t xml:space="preserve">“</w:t>
       </w:r>
       <w:r>
-        <w:t xml:space="preserve">‘Section 15</w:t>
-      </w:r>
-      <w:r>
-        <w:noBreakHyphen/>
-      </w:r>
-      <w:r>
-        <w:t xml:space="preserve">12</w:t>
-      </w:r>
-      <w:r>
-        <w:noBreakHyphen/>
-      </w:r>
-      <w:r>
-        <w:t xml:space="preserve">21 contains no statutory authority for the Office of Indigent Defense to exceed the fee caps.’</w:t>
-      </w:r>
-      <w:r>
-        <w:t xml:space="preserve"> </w:t>
-      </w:r>
-      <w:r>
-        <w:t xml:space="preserve">(C.47</w:t>
-      </w:r>
-      <w:r>
-        <w:noBreakHyphen/>
-      </w:r>
-      <w:r>
-        <w:t xml:space="preserve">48). This is not a statement of discretion but of ministerial obedience to the statute.”</w:t>
+        <w:t xml:space="preserve">‘Section 15-⁠12-⁠21 contains no statutory authority for the Office of Indigent Defense to exceed the fee caps.’</w:t>
+      </w:r>
+      <w:r>
+        <w:t xml:space="preserve"> </w:t>
+      </w:r>
+      <w:r>
+        <w:t xml:space="preserve">(C.47-⁠48). This is not a statement of discretion but of ministerial obedience to the statute.”</w:t>
       </w:r>
       <w:r>
         <w:t xml:space="preserve">); Appellants’ Opening Brief at 23 (</w:t>
       </w:r>
       <w:r>
-        <w:t xml:space="preserve">“[Section] 15</w:t>
-      </w:r>
-      <w:r>
-        <w:noBreakHyphen/>
-      </w:r>
-      <w:r>
-        <w:t xml:space="preserve">12</w:t>
-      </w:r>
-      <w:r>
-        <w:noBreakHyphen/>
-      </w:r>
-      <w:r>
-        <w:t xml:space="preserve">21 only specifically binds OIDS in one respect: the fee-caps. Thus, if there is any ministerial duty imposed by the statute, it is one to deny a petition for more than the fee cap.”</w:t>
+        <w:t xml:space="preserve">“[Section] 15-⁠12-⁠21 only specifically binds OIDS in one respect: the fee-caps. Thus, if there is any ministerial duty imposed by the statute, it is one to deny a petition for more than the fee cap.”</w:t>
       </w:r>
       <w:r>
         <w:t xml:space="preserve">);</w:t>
@@ -9119,19 +8571,7 @@
         <w:t xml:space="preserve">Brief of Appellees at 8 (</w:t>
       </w:r>
       <w:r>
-        <w:t xml:space="preserve">“Were the Defendants exercising discretion . . . where they . . . repeatedly insisted they had no authority to approve . . . fees [exceeding the §15</w:t>
-      </w:r>
-      <w:r>
-        <w:noBreakHyphen/>
-      </w:r>
-      <w:r>
-        <w:t xml:space="preserve">12</w:t>
-      </w:r>
-      <w:r>
-        <w:noBreakHyphen/>
-      </w:r>
-      <w:r>
-        <w:t xml:space="preserve">21(d)</w:t>
+        <w:t xml:space="preserve">“Were the Defendants exercising discretion . . . where they . . . repeatedly insisted they had no authority to approve . . . fees [exceeding the §15-⁠12-⁠21(d)</w:t>
       </w:r>
       <w:r>
         <w:t xml:space="preserve"> </w:t>
@@ -9143,19 +8583,7 @@
         <w:t xml:space="preserve">), 9 (</w:t>
       </w:r>
       <w:r>
-        <w:t xml:space="preserve">“[Defendants] repeatedly insisted they had no discretion to pay any trial court fees exceeding the §15</w:t>
-      </w:r>
-      <w:r>
-        <w:noBreakHyphen/>
-      </w:r>
-      <w:r>
-        <w:t xml:space="preserve">12</w:t>
-      </w:r>
-      <w:r>
-        <w:noBreakHyphen/>
-      </w:r>
-      <w:r>
-        <w:t xml:space="preserve">21(d)</w:t>
+        <w:t xml:space="preserve">“[Defendants] repeatedly insisted they had no discretion to pay any trial court fees exceeding the §15-⁠12-⁠21(d)</w:t>
       </w:r>
       <w:r>
         <w:t xml:space="preserve"> </w:t>
@@ -9173,19 +8601,7 @@
         <w:t xml:space="preserve">), 23 (</w:t>
       </w:r>
       <w:r>
-        <w:t xml:space="preserve">“Defendants unequivocally stated they had no discretion to approve trial court fees that exceeded the fee caps of §15</w:t>
-      </w:r>
-      <w:r>
-        <w:noBreakHyphen/>
-      </w:r>
-      <w:r>
-        <w:t xml:space="preserve">12</w:t>
-      </w:r>
-      <w:r>
-        <w:noBreakHyphen/>
-      </w:r>
-      <w:r>
-        <w:t xml:space="preserve">21(d).</w:t>
+        <w:t xml:space="preserve">“Defendants unequivocally stated they had no discretion to approve trial court fees that exceeded the fee caps of §15-⁠12-⁠21(d).</w:t>
       </w:r>
       <w:r>
         <w:t xml:space="preserve">”</w:t>
@@ -9257,13 +8673,7 @@
         <w:t xml:space="preserve"> </w:t>
       </w:r>
       <w:r>
-        <w:t xml:space="preserve">Appellants’ Opening Brief at 30</w:t>
-      </w:r>
-      <w:r>
-        <w:noBreakHyphen/>
-      </w:r>
-      <w:r>
-        <w:t xml:space="preserve">31.</w:t>
+        <w:t xml:space="preserve">Appellants’ Opening Brief at 30-⁠31.</w:t>
       </w:r>
     </w:p>
   </w:footnote>
@@ -10007,7 +9417,7 @@
     <w:qFormat/>
     <w:pPr>
       <w:keepLines/>
-      <w:spacing w:before="0" w:after="168" w:line="336" w:lineRule="exact"/>
+      <w:spacing w:before="28" w:after="168" w:line="336" w:lineRule="exact"/>
       <w:jc w:val="both"/>
     </w:pPr>
     <w:rPr>
